--- a/Report/Perch_figures/Långvindsfjärden_bayesian_p_prop_zero.docx
+++ b/Report/Perch_figures/Långvindsfjärden_bayesian_p_prop_zero.docx
@@ -352,14 +352,14 @@
                 <w:szCs w:val="22"/>
                 <w:color w:val="000000"/>
               </w:rPr>
-              <w:t xml:space="preserve">0.03</w:t>
+              <w:t xml:space="preserve">0.29</w:t>
             </w:r>
           </w:p>
         </w:tc>
       </w:tr>
       <w:tr>
         <w:trPr>
-          <w:trHeight w:val="572" w:hRule="auto"/>
+          <w:trHeight w:val="571" w:hRule="auto"/>
         </w:trPr>
         body3
         <w:tc>
@@ -464,7 +464,7 @@
                 <w:szCs w:val="22"/>
                 <w:color w:val="000000"/>
               </w:rPr>
-              <w:t xml:space="preserve">0.32</w:t>
+              <w:t xml:space="preserve">0.09</w:t>
             </w:r>
           </w:p>
         </w:tc>
@@ -576,7 +576,7 @@
                 <w:szCs w:val="22"/>
                 <w:color w:val="000000"/>
               </w:rPr>
-              <w:t xml:space="preserve">0.92</w:t>
+              <w:t xml:space="preserve">0.95</w:t>
             </w:r>
           </w:p>
         </w:tc>
@@ -688,7 +688,7 @@
                 <w:szCs w:val="22"/>
                 <w:color w:val="000000"/>
               </w:rPr>
-              <w:t xml:space="preserve">0.38</w:t>
+              <w:t xml:space="preserve">0.13</w:t>
             </w:r>
           </w:p>
         </w:tc>
@@ -800,7 +800,7 @@
                 <w:szCs w:val="22"/>
                 <w:color w:val="000000"/>
               </w:rPr>
-              <w:t xml:space="preserve">0.46</w:t>
+              <w:t xml:space="preserve">0.47</w:t>
             </w:r>
           </w:p>
         </w:tc>

--- a/Report/Perch_figures/Långvindsfjärden_bayesian_p_prop_zero.docx
+++ b/Report/Perch_figures/Långvindsfjärden_bayesian_p_prop_zero.docx
@@ -352,14 +352,14 @@
                 <w:szCs w:val="22"/>
                 <w:color w:val="000000"/>
               </w:rPr>
-              <w:t xml:space="preserve">0.29</w:t>
+              <w:t xml:space="preserve">0.09</w:t>
             </w:r>
           </w:p>
         </w:tc>
       </w:tr>
       <w:tr>
         <w:trPr>
-          <w:trHeight w:val="571" w:hRule="auto"/>
+          <w:trHeight w:val="572" w:hRule="auto"/>
         </w:trPr>
         body3
         <w:tc>
@@ -464,7 +464,7 @@
                 <w:szCs w:val="22"/>
                 <w:color w:val="000000"/>
               </w:rPr>
-              <w:t xml:space="preserve">0.09</w:t>
+              <w:t xml:space="preserve">0.43</w:t>
             </w:r>
           </w:p>
         </w:tc>
@@ -576,7 +576,7 @@
                 <w:szCs w:val="22"/>
                 <w:color w:val="000000"/>
               </w:rPr>
-              <w:t xml:space="preserve">0.95</w:t>
+              <w:t xml:space="preserve">0.42</w:t>
             </w:r>
           </w:p>
         </w:tc>
@@ -688,7 +688,7 @@
                 <w:szCs w:val="22"/>
                 <w:color w:val="000000"/>
               </w:rPr>
-              <w:t xml:space="preserve">0.13</w:t>
+              <w:t xml:space="preserve">0.38</w:t>
             </w:r>
           </w:p>
         </w:tc>
@@ -800,7 +800,7 @@
                 <w:szCs w:val="22"/>
                 <w:color w:val="000000"/>
               </w:rPr>
-              <w:t xml:space="preserve">0.47</w:t>
+              <w:t xml:space="preserve">0.75</w:t>
             </w:r>
           </w:p>
         </w:tc>

--- a/Report/Perch_figures/Långvindsfjärden_bayesian_p_prop_zero.docx
+++ b/Report/Perch_figures/Långvindsfjärden_bayesian_p_prop_zero.docx
@@ -352,14 +352,14 @@
                 <w:szCs w:val="22"/>
                 <w:color w:val="000000"/>
               </w:rPr>
-              <w:t xml:space="preserve">0.09</w:t>
+              <w:t xml:space="preserve">0.04</w:t>
             </w:r>
           </w:p>
         </w:tc>
       </w:tr>
       <w:tr>
         <w:trPr>
-          <w:trHeight w:val="572" w:hRule="auto"/>
+          <w:trHeight w:val="571" w:hRule="auto"/>
         </w:trPr>
         body3
         <w:tc>
@@ -464,14 +464,14 @@
                 <w:szCs w:val="22"/>
                 <w:color w:val="000000"/>
               </w:rPr>
-              <w:t xml:space="preserve">0.43</w:t>
+              <w:t xml:space="preserve">0.47</w:t>
             </w:r>
           </w:p>
         </w:tc>
       </w:tr>
       <w:tr>
         <w:trPr>
-          <w:trHeight w:val="571" w:hRule="auto"/>
+          <w:trHeight w:val="572" w:hRule="auto"/>
         </w:trPr>
         body4
         <w:tc>
@@ -576,14 +576,14 @@
                 <w:szCs w:val="22"/>
                 <w:color w:val="000000"/>
               </w:rPr>
-              <w:t xml:space="preserve">0.42</w:t>
+              <w:t xml:space="preserve">0.63</w:t>
             </w:r>
           </w:p>
         </w:tc>
       </w:tr>
       <w:tr>
         <w:trPr>
-          <w:trHeight w:val="572" w:hRule="auto"/>
+          <w:trHeight w:val="571" w:hRule="auto"/>
         </w:trPr>
         body5
         <w:tc>
@@ -688,7 +688,7 @@
                 <w:szCs w:val="22"/>
                 <w:color w:val="000000"/>
               </w:rPr>
-              <w:t xml:space="preserve">0.38</w:t>
+              <w:t xml:space="preserve">0.25</w:t>
             </w:r>
           </w:p>
         </w:tc>
@@ -800,7 +800,7 @@
                 <w:szCs w:val="22"/>
                 <w:color w:val="000000"/>
               </w:rPr>
-              <w:t xml:space="preserve">0.75</w:t>
+              <w:t xml:space="preserve">0.57</w:t>
             </w:r>
           </w:p>
         </w:tc>
